--- a/revision/deliverables/RRCP/Title_page.docx
+++ b/revision/deliverables/RRCP/Title_page.docx
@@ -58,7 +58,7 @@
     </w:p>
     <w:p>
       <w:r>
-        <w:t>Abstract 247 words including labels. Main body 2895 words including Acknowledgements, excluding headings, references and legends (2957 including body headings). Twelve references, one main table, two main figures. Supplement supplied separately.</w:t>
+        <w:t>Abstract 249 words including labels. Main body 2896 words including Acknowledgements, excluding headings, references and legends (2956 including body headings). Twelve references, one main table, two main figures. Supplement supplied separately.</w:t>
       </w:r>
     </w:p>
     <w:p>

--- a/revision/deliverables/RRCP/Title_page.docx
+++ b/revision/deliverables/RRCP/Title_page.docx
@@ -58,7 +58,7 @@
     </w:p>
     <w:p>
       <w:r>
-        <w:t>Abstract 249 words including labels. Main body 2896 words including Acknowledgements, excluding headings, references and legends (2956 including body headings). Twelve references, one main table, two main figures. Supplement supplied separately.</w:t>
+        <w:t>Abstract 249 words including labels. Main body 2894 words including Acknowledgements, excluding headings, references and legends (2954 including body headings). Twelve references, one main table, two main figures. Supplement supplied separately.</w:t>
       </w:r>
     </w:p>
     <w:p>
@@ -81,7 +81,7 @@
     </w:p>
     <w:p>
       <w:r>
-        <w:t>Ethics. The study used public SIM mortality records and aggregate IBGE projections, with no participant contact, and reports only aggregate results. No formally granted ethics approval or exemption is claimed.</w:t>
+        <w:t>Ethics. The study used publicly accessible SIM mortality data and aggregated population projections without direct contact with participants. No identifying personal information was included in the reported results.</w:t>
       </w:r>
     </w:p>
     <w:p>
